--- a/SCADA-Line-Monitor_3/parts/02_Введение.docx
+++ b/SCADA-Line-Monitor_3/parts/02_Введение.docx
@@ -119,7 +119,7 @@
           <w:color w:val="000000"/>
           <w:sz w:val="28"/>
         </w:rPr>
-        <w:t>Вопросам автоматизации и мониторинга электрических сетей посвящены работы отечественных и зарубежных учёных. Теоретические основы построения SCADA-систем для энергетики рассмотрены в трудах А.В. Мелёхина, В.Г. Китушина, Ю.Н. Кучерова. Проблемы телемеханизации распределительных сетей исследованы в работах И.И. Левченко, Е.Н. Засыпкина, А.Г. Фишова. Вопросы применения протоколов телемеханики, включая МЭК 60870-5-104, детально рассмотрены в работах С.А. Ерошенко, А.И. Таджибаева. Зарубежные исследования в области Smart Grid представлены трудами X. Fang, S. Misra, G. Xue, D. Yang, а также в стандартах IEEE и IEC.</w:t>
+        <w:t>Вопросам автоматизации и мониторинга электрических сетей посвящены работы отечественных и зарубежных исследователей. Теоретические основы построения SCADA-систем для энергетики, проблемы телемеханизации распределительных сетей и применения протоколов МЭК 60870-5-104 рассмотрены в ряде научных публикаций и учебных пособий [6–14]. Зарубежные исследования в области Smart Grid представлены в работах [15–17], а также в стандартах IEEE и IEC.</w:t>
       </w:r>
     </w:p>
     <w:p>
@@ -425,210 +425,6 @@
           <w:sz w:val="28"/>
         </w:rPr>
         <w:t>Работа состоит из введения, четырёх глав, заключения, списка использованных источников и приложений. В первой главе проведён анализ SCADA-систем в распределительных электрических сетях. Во второй главе разработана архитектура системы мониторинга. В третьей главе описана разработка прототипа SCADA-системы. В четвёртой главе проведена оценка эффективности и рассмотрены перспективы внедрения.</w:t>
-      </w:r>
-    </w:p>
-    <w:p>
-      <w:pPr>
-        <w:spacing w:before="0" w:after="0" w:line="360" w:lineRule="auto"/>
-        <w:ind w:firstLine="709"/>
-        <w:jc w:val="both"/>
-      </w:pPr>
-      <w:r>
-        <w:rPr>
-          <w:rFonts w:ascii="Times New Roman" w:hAnsi="Times New Roman"/>
-          <w:b w:val="0"/>
-          <w:i w:val="0"/>
-          <w:color w:val="000000"/>
-          <w:sz w:val="28"/>
-        </w:rPr>
-        <w:t>Актуальность данного исследования подтверждается также тем, что в условиях глобального энергетического перехода значительно возрастает роль распределённой генерации и возобновляемых источников энергии, интеграция которых в существующие распределительные сети требует принципиально нового уровня автоматизации и мониторинга. Распределённые энергоресурсы (солнечные электростанции, ветрогенераторы, накопители энергии) создают двунаправленные потоки мощности в распределительной сети, что существенно усложняет задачи управления и защиты. SCADA-системы нового поколения должны обеспечивать не только мониторинг состояния сети, но и адаптивное управление режимами работы с учётом переменного характера генерации.</w:t>
-      </w:r>
-    </w:p>
-    <w:p>
-      <w:pPr>
-        <w:spacing w:before="0" w:after="0" w:line="360" w:lineRule="auto"/>
-        <w:ind w:firstLine="709"/>
-        <w:jc w:val="both"/>
-      </w:pPr>
-      <w:r>
-        <w:rPr>
-          <w:rFonts w:ascii="Times New Roman" w:hAnsi="Times New Roman"/>
-          <w:b w:val="0"/>
-          <w:i w:val="0"/>
-          <w:color w:val="000000"/>
-          <w:sz w:val="28"/>
-        </w:rPr>
-        <w:t>Следует также отметить, что проблема старения электросетевой инфраструктуры в Российской Федерации носит системный характер. По данным Министерства энергетики, износ распределительных сетей 6–10 кВ составляет в среднем 65–70%, а в отдельных регионах достигает 80%. В этих условиях системы мониторинга и диагностики приобретают особое значение, позволяя выявлять предаварийные состояния оборудования и планировать ремонтные работы на основе фактического технического состояния, а не по нормативным срокам.</w:t>
-      </w:r>
-    </w:p>
-    <w:p>
-      <w:pPr>
-        <w:spacing w:before="0" w:after="0" w:line="360" w:lineRule="auto"/>
-        <w:ind w:firstLine="709"/>
-        <w:jc w:val="both"/>
-      </w:pPr>
-      <w:r>
-        <w:rPr>
-          <w:rFonts w:ascii="Times New Roman" w:hAnsi="Times New Roman"/>
-          <w:b w:val="0"/>
-          <w:i w:val="0"/>
-          <w:color w:val="000000"/>
-          <w:sz w:val="28"/>
-        </w:rPr>
-        <w:t>Методологической основой исследования являются принципы системного подхода к проектированию информационно-управляющих систем, методы объектно-ориентированного анализа и проектирования, теория надёжности технических систем, а также отечественные и международные стандарты в области автоматизации электроэнергетических объектов. В работе использованы методы сравнительного анализа, имитационного моделирования и экспертных оценок.</w:t>
-      </w:r>
-    </w:p>
-    <w:p>
-      <w:pPr>
-        <w:spacing w:before="0" w:after="0" w:line="360" w:lineRule="auto"/>
-        <w:ind w:firstLine="709"/>
-        <w:jc w:val="both"/>
-      </w:pPr>
-      <w:r>
-        <w:rPr>
-          <w:rFonts w:ascii="Times New Roman" w:hAnsi="Times New Roman"/>
-          <w:b w:val="0"/>
-          <w:i w:val="0"/>
-          <w:color w:val="000000"/>
-          <w:sz w:val="28"/>
-        </w:rPr>
-        <w:t>Апробация результатов работы проведена в рамках учебно-исследовательской деятельности на кафедре информационных систем и технологий. Основные результаты и положения работы были представлены на внутриуниверситетском семинаре и получили положительные отзывы от специалистов в области автоматизации электроэнергетических объектов.</w:t>
-      </w:r>
-    </w:p>
-    <w:p>
-      <w:pPr>
-        <w:spacing w:before="0" w:after="0" w:line="360" w:lineRule="auto"/>
-        <w:ind w:firstLine="709"/>
-        <w:jc w:val="both"/>
-      </w:pPr>
-      <w:r>
-        <w:rPr>
-          <w:rFonts w:ascii="Times New Roman" w:hAnsi="Times New Roman"/>
-          <w:b w:val="0"/>
-          <w:i w:val="0"/>
-          <w:color w:val="000000"/>
-          <w:sz w:val="28"/>
-        </w:rPr>
-        <w:t>Структура работы определена логикой исследования и состоит из введения, четырёх глав, заключения, списка использованных источников, включающего 30 наименований, и четырёх приложений. Общий объём работы составляет 75 страниц машинописного текста, включая 10 таблиц и 4 приложения с листингами программного кода.</w:t>
-      </w:r>
-    </w:p>
-    <w:p>
-      <w:pPr>
-        <w:spacing w:before="0" w:after="0" w:line="360" w:lineRule="auto"/>
-        <w:ind w:firstLine="709"/>
-        <w:jc w:val="both"/>
-      </w:pPr>
-      <w:r>
-        <w:rPr>
-          <w:rFonts w:ascii="Times New Roman" w:hAnsi="Times New Roman"/>
-          <w:b w:val="0"/>
-          <w:i w:val="0"/>
-          <w:color w:val="000000"/>
-          <w:sz w:val="28"/>
-        </w:rPr>
-        <w:t>В первой главе «SCADA-системы в распределительных электрических сетях» проведён обзор и классификация существующих систем диспетчерского управления, рассмотрены их основные функции и области применения. Выполнен сравнительный анализ ведущих отечественных и зарубежных SCADA-платформ. Исследованы особенности применения SCADA-систем на воздушных линиях среднего напряжения и сформулированы требования к системам мониторинга на основе действующей нормативной базы.</w:t>
-      </w:r>
-    </w:p>
-    <w:p>
-      <w:pPr>
-        <w:spacing w:before="0" w:after="0" w:line="360" w:lineRule="auto"/>
-        <w:ind w:firstLine="709"/>
-        <w:jc w:val="both"/>
-      </w:pPr>
-      <w:r>
-        <w:rPr>
-          <w:rFonts w:ascii="Times New Roman" w:hAnsi="Times New Roman"/>
-          <w:b w:val="0"/>
-          <w:i w:val="0"/>
-          <w:color w:val="000000"/>
-          <w:sz w:val="28"/>
-        </w:rPr>
-        <w:t>Во второй главе «Архитектура системы мониторинга автоматизированного участка воздушной линии» описана общая структура типового автоматизированного участка ВЛ 6–10 кВ, определены источники данных и измеряемые параметры, проведён анализ каналов связи. Разработана трёхуровневая архитектура системы мониторинга и определены требования к надёжности и отказоустойчивости.</w:t>
-      </w:r>
-    </w:p>
-    <w:p>
-      <w:pPr>
-        <w:spacing w:before="0" w:after="0" w:line="360" w:lineRule="auto"/>
-        <w:ind w:firstLine="709"/>
-        <w:jc w:val="both"/>
-      </w:pPr>
-      <w:r>
-        <w:rPr>
-          <w:rFonts w:ascii="Times New Roman" w:hAnsi="Times New Roman"/>
-          <w:b w:val="0"/>
-          <w:i w:val="0"/>
-          <w:color w:val="000000"/>
-          <w:sz w:val="28"/>
-        </w:rPr>
-        <w:t>В третьей главе «Разработка прототипа SCADA-системы» представлены функциональные требования к прототипу, описана реализация обмена данными по протоколу МЭК 60870-5-104, спроектирована логическая структура базы данных и разработан интерфейс диспетчера.</w:t>
-      </w:r>
-    </w:p>
-    <w:p>
-      <w:pPr>
-        <w:spacing w:before="0" w:after="0" w:line="360" w:lineRule="auto"/>
-        <w:ind w:firstLine="709"/>
-        <w:jc w:val="both"/>
-      </w:pPr>
-      <w:r>
-        <w:rPr>
-          <w:rFonts w:ascii="Times New Roman" w:hAnsi="Times New Roman"/>
-          <w:b w:val="0"/>
-          <w:i w:val="0"/>
-          <w:color w:val="000000"/>
-          <w:sz w:val="28"/>
-        </w:rPr>
-        <w:t>В четвёртой главе «Оценка эффективности и перспективы внедрения» проведено тестирование прототипа в различных режимах эксплуатации, выполнена оценка влияния на показатели надёжности электроснабжения, проведён сравнительный анализ с коммерческими решениями и оценены перспективы коммерциализации.</w:t>
-      </w:r>
-    </w:p>
-    <w:p>
-      <w:pPr>
-        <w:spacing w:before="0" w:after="0" w:line="360" w:lineRule="auto"/>
-        <w:ind w:firstLine="709"/>
-        <w:jc w:val="both"/>
-      </w:pPr>
-      <w:r>
-        <w:rPr>
-          <w:rFonts w:ascii="Times New Roman" w:hAnsi="Times New Roman"/>
-          <w:b w:val="0"/>
-          <w:i w:val="0"/>
-          <w:color w:val="000000"/>
-          <w:sz w:val="28"/>
-        </w:rPr>
-        <w:t>Следует подчеркнуть, что в условиях нарастающей цифровизации энергетической отрасли Российской Федерации задача создания отечественных систем мониторинга приобретает стратегическое значение. Согласно данным Министерства энергетики РФ, на конец 2024 года уровень автоматизации распределительных сетей 6–10 кВ составляет не более 15–20 процентов, что существенно ниже аналогичных показателей в странах Европейского союза (60–70 процентов) и Северной Америки (50–60 процентов). Данное отставание обусловлено комплексом факторов: высокой стоимостью импортного оборудования и программного обеспечения, отсутствием достаточного количества квалифицированных специалистов в области промышленной автоматизации, а также слабой адаптацией существующих решений к специфическим условиям эксплуатации российских электрических сетей.</w:t>
-      </w:r>
-    </w:p>
-    <w:p>
-      <w:pPr>
-        <w:spacing w:before="0" w:after="0" w:line="360" w:lineRule="auto"/>
-        <w:ind w:firstLine="709"/>
-        <w:jc w:val="both"/>
-      </w:pPr>
-      <w:r>
-        <w:rPr>
-          <w:rFonts w:ascii="Times New Roman" w:hAnsi="Times New Roman"/>
-          <w:b w:val="0"/>
-          <w:i w:val="0"/>
-          <w:color w:val="000000"/>
-          <w:sz w:val="28"/>
-        </w:rPr>
-        <w:t>Актуальность разработки отечественных SCADA-систем дополнительно подтверждается государственной политикой в области информационной безопасности критической инфраструктуры. Федеральный закон № 187-ФЗ от 26 июля 2017 года устанавливает требования к обеспечению безопасности значимых объектов критической информационной инфраструктуры, к которым относятся и системы электроснабжения. Использование зарубежного программного обеспечения для управления объектами электроэнергетики создаёт потенциальные риски, связанные с возможностью внешнего воздействия на критически важные системы. В этой связи разработка прототипа SCADA-системы на основе открытых технологий и отечественной элементной базы представляет не только научный, но и практический интерес с точки зрения обеспечения технологической независимости.</w:t>
-      </w:r>
-    </w:p>
-    <w:p>
-      <w:pPr>
-        <w:spacing w:before="0" w:after="0" w:line="360" w:lineRule="auto"/>
-        <w:ind w:firstLine="709"/>
-        <w:jc w:val="both"/>
-      </w:pPr>
-      <w:r>
-        <w:rPr>
-          <w:rFonts w:ascii="Times New Roman" w:hAnsi="Times New Roman"/>
-          <w:b w:val="0"/>
-          <w:i w:val="0"/>
-          <w:color w:val="000000"/>
-          <w:sz w:val="28"/>
-        </w:rPr>
-        <w:t>Методологическую основу исследования составляют системный подход к проектированию распределённых систем управления, методы сравнительного анализа технических решений, а также принципы модульного проектирования программного обеспечения. При разработке архитектуры системы мониторинга использовались модели надёжности, основанные на теории вероятностей и математической статистике, что позволило обосновать выбор конфигурации системы с учётом требований к непрерывности функционирования. Для оценки экономической эффективности применён метод анализа затрат и выгод с учётом жизненного цикла системы.</w:t>
       </w:r>
     </w:p>
     <w:sectPr>
